--- a/Content/Arena/All Arenas/2-business-dashboard-website/Original Documents/两天搭建业务看板及网站Demo.docx
+++ b/Content/Arena/All Arenas/2-business-dashboard-website/Original Documents/两天搭建业务看板及网站Demo.docx
@@ -1268,14 +1268,14 @@
                 <w:rFonts w:eastAsia="等线" w:ascii="Arial" w:cs="Arial" w:hAnsi="Arial"/>
                 <w:sz w:val="22"/>
               </w:rPr>
-              <w:t>GLM-4.7(by 智谱) GitHub：</w:t>
-            </w:r>
-            <w:r>
-              <w:rPr>
-                <w:rFonts w:eastAsia="等线" w:ascii="Arial" w:cs="Arial" w:hAnsi="Arial"/>
-                <w:sz w:val="22"/>
-              </w:rPr>
-              <w:t>https://github.com/zai-org/GLM-4.5</w:t>
+              <w:t>Kimi-K2.5(by 月之暗面) GitHub：</w:t>
+            </w:r>
+            <w:r>
+              <w:rPr>
+                <w:rFonts w:eastAsia="等线" w:ascii="Arial" w:cs="Arial" w:hAnsi="Arial"/>
+                <w:sz w:val="22"/>
+              </w:rPr>
+              <w:t>https://github.com/MoonshotAI/Kimi-K2.5</w:t>
             </w:r>
           </w:p>
           <w:p>
@@ -1326,7 +1326,7 @@
                 <w:rFonts w:eastAsia="等线" w:ascii="Arial" w:cs="Arial" w:hAnsi="Arial"/>
                 <w:sz w:val="22"/>
               </w:rPr>
-              <w:t>最近更新：2026-02-02</w:t>
+              <w:t>最近更新：2026-03-10</w:t>
             </w:r>
           </w:p>
           <w:p>
@@ -1343,7 +1343,7 @@
                 <w:rFonts w:eastAsia="等线" w:ascii="Arial" w:cs="Arial" w:hAnsi="Arial"/>
                 <w:sz w:val="22"/>
               </w:rPr>
-              <w:t>最近审阅：2026-02-02</w:t>
+              <w:t>最近审阅：2026-03-10</w:t>
             </w:r>
           </w:p>
         </w:tc>
@@ -1448,207 +1448,207 @@
 
 <file path=word/numbering.xml><?xml version="1.0" encoding="utf-8"?>
 <w:numbering xmlns:w="http://schemas.openxmlformats.org/wordprocessingml/2006/main">
-  <w:abstractNum w:abstractNumId="123508">
-    <w:lvl>
-      <w:numFmt w:val="bullet"/>
-      <w:suff w:val="tab"/>
-      <w:lvlText w:val="•"/>
-      <w:rPr>
-        <w:color w:val="3370ff"/>
-      </w:rPr>
-    </w:lvl>
-  </w:abstractNum>
-  <w:abstractNum w:abstractNumId="123509">
-    <w:lvl>
-      <w:numFmt w:val="bullet"/>
-      <w:suff w:val="tab"/>
-      <w:lvlText w:val="•"/>
-      <w:rPr>
-        <w:color w:val="3370ff"/>
-      </w:rPr>
-    </w:lvl>
-  </w:abstractNum>
-  <w:abstractNum w:abstractNumId="123510">
-    <w:lvl>
-      <w:numFmt w:val="bullet"/>
-      <w:suff w:val="tab"/>
-      <w:lvlText w:val="•"/>
-      <w:rPr>
-        <w:color w:val="3370ff"/>
-      </w:rPr>
-    </w:lvl>
-  </w:abstractNum>
-  <w:abstractNum w:abstractNumId="123511">
-    <w:lvl>
-      <w:numFmt w:val="bullet"/>
-      <w:suff w:val="tab"/>
-      <w:lvlText w:val="•"/>
-      <w:rPr>
-        <w:color w:val="3370ff"/>
-      </w:rPr>
-    </w:lvl>
-  </w:abstractNum>
-  <w:abstractNum w:abstractNumId="123512">
-    <w:lvl>
-      <w:numFmt w:val="bullet"/>
-      <w:suff w:val="tab"/>
-      <w:lvlText w:val="•"/>
-      <w:rPr>
-        <w:color w:val="3370ff"/>
-      </w:rPr>
-    </w:lvl>
-  </w:abstractNum>
-  <w:abstractNum w:abstractNumId="123513">
-    <w:lvl>
-      <w:numFmt w:val="bullet"/>
-      <w:suff w:val="tab"/>
-      <w:lvlText w:val="•"/>
-      <w:rPr>
-        <w:color w:val="3370ff"/>
-      </w:rPr>
-    </w:lvl>
-  </w:abstractNum>
-  <w:abstractNum w:abstractNumId="123514">
-    <w:lvl>
-      <w:numFmt w:val="bullet"/>
-      <w:suff w:val="tab"/>
-      <w:lvlText w:val="•"/>
-      <w:rPr>
-        <w:color w:val="3370ff"/>
-      </w:rPr>
-    </w:lvl>
-  </w:abstractNum>
-  <w:abstractNum w:abstractNumId="123515">
-    <w:lvl>
-      <w:numFmt w:val="bullet"/>
-      <w:suff w:val="tab"/>
-      <w:lvlText w:val="•"/>
-      <w:rPr>
-        <w:color w:val="3370ff"/>
-      </w:rPr>
-    </w:lvl>
-  </w:abstractNum>
-  <w:abstractNum w:abstractNumId="123516">
-    <w:lvl>
-      <w:numFmt w:val="bullet"/>
-      <w:suff w:val="tab"/>
-      <w:lvlText w:val="•"/>
-      <w:rPr>
-        <w:color w:val="3370ff"/>
-      </w:rPr>
-    </w:lvl>
-  </w:abstractNum>
-  <w:abstractNum w:abstractNumId="123517">
-    <w:lvl>
-      <w:numFmt w:val="bullet"/>
-      <w:suff w:val="tab"/>
-      <w:lvlText w:val="•"/>
-      <w:rPr>
-        <w:color w:val="3370ff"/>
-      </w:rPr>
-    </w:lvl>
-  </w:abstractNum>
-  <w:abstractNum w:abstractNumId="123518">
-    <w:lvl>
-      <w:numFmt w:val="bullet"/>
-      <w:suff w:val="tab"/>
-      <w:lvlText w:val="•"/>
-      <w:rPr>
-        <w:color w:val="3370ff"/>
-      </w:rPr>
-    </w:lvl>
-  </w:abstractNum>
-  <w:abstractNum w:abstractNumId="123519">
-    <w:lvl>
-      <w:numFmt w:val="bullet"/>
-      <w:suff w:val="tab"/>
-      <w:lvlText w:val="•"/>
-      <w:rPr>
-        <w:color w:val="3370ff"/>
-      </w:rPr>
-    </w:lvl>
-  </w:abstractNum>
-  <w:abstractNum w:abstractNumId="123520">
-    <w:lvl>
-      <w:numFmt w:val="bullet"/>
-      <w:suff w:val="tab"/>
-      <w:lvlText w:val="•"/>
-      <w:rPr>
-        <w:color w:val="3370ff"/>
-      </w:rPr>
-    </w:lvl>
-  </w:abstractNum>
-  <w:abstractNum w:abstractNumId="123521">
-    <w:lvl>
-      <w:numFmt w:val="bullet"/>
-      <w:suff w:val="tab"/>
-      <w:lvlText w:val="•"/>
-      <w:rPr>
-        <w:color w:val="3370ff"/>
-      </w:rPr>
-    </w:lvl>
-  </w:abstractNum>
-  <w:abstractNum w:abstractNumId="123522">
-    <w:lvl>
-      <w:numFmt w:val="bullet"/>
-      <w:suff w:val="tab"/>
-      <w:lvlText w:val="•"/>
-      <w:rPr>
-        <w:color w:val="3370ff"/>
-      </w:rPr>
-    </w:lvl>
-  </w:abstractNum>
-  <w:abstractNum w:abstractNumId="123523">
-    <w:lvl>
-      <w:numFmt w:val="bullet"/>
-      <w:suff w:val="tab"/>
-      <w:lvlText w:val="•"/>
-      <w:rPr>
-        <w:color w:val="3370ff"/>
-      </w:rPr>
-    </w:lvl>
-  </w:abstractNum>
-  <w:abstractNum w:abstractNumId="123524">
-    <w:lvl>
-      <w:numFmt w:val="bullet"/>
-      <w:suff w:val="tab"/>
-      <w:lvlText w:val="•"/>
-      <w:rPr>
-        <w:color w:val="3370ff"/>
-      </w:rPr>
-    </w:lvl>
-  </w:abstractNum>
-  <w:abstractNum w:abstractNumId="123525">
-    <w:lvl>
-      <w:numFmt w:val="bullet"/>
-      <w:suff w:val="tab"/>
-      <w:lvlText w:val="•"/>
-      <w:rPr>
-        <w:color w:val="3370ff"/>
-      </w:rPr>
-    </w:lvl>
-  </w:abstractNum>
-  <w:abstractNum w:abstractNumId="123526">
-    <w:lvl>
-      <w:numFmt w:val="bullet"/>
-      <w:suff w:val="tab"/>
-      <w:lvlText w:val="•"/>
-      <w:rPr>
-        <w:color w:val="3370ff"/>
-      </w:rPr>
-    </w:lvl>
-  </w:abstractNum>
-  <w:abstractNum w:abstractNumId="123527">
-    <w:lvl>
-      <w:numFmt w:val="bullet"/>
-      <w:suff w:val="tab"/>
-      <w:lvlText w:val="•"/>
-      <w:rPr>
-        <w:color w:val="3370ff"/>
-      </w:rPr>
-    </w:lvl>
-  </w:abstractNum>
-  <w:abstractNum w:abstractNumId="123528">
+  <w:abstractNum w:abstractNumId="296311">
+    <w:lvl>
+      <w:numFmt w:val="bullet"/>
+      <w:suff w:val="tab"/>
+      <w:lvlText w:val="•"/>
+      <w:rPr>
+        <w:color w:val="3370ff"/>
+      </w:rPr>
+    </w:lvl>
+  </w:abstractNum>
+  <w:abstractNum w:abstractNumId="296312">
+    <w:lvl>
+      <w:numFmt w:val="bullet"/>
+      <w:suff w:val="tab"/>
+      <w:lvlText w:val="•"/>
+      <w:rPr>
+        <w:color w:val="3370ff"/>
+      </w:rPr>
+    </w:lvl>
+  </w:abstractNum>
+  <w:abstractNum w:abstractNumId="296313">
+    <w:lvl>
+      <w:numFmt w:val="bullet"/>
+      <w:suff w:val="tab"/>
+      <w:lvlText w:val="•"/>
+      <w:rPr>
+        <w:color w:val="3370ff"/>
+      </w:rPr>
+    </w:lvl>
+  </w:abstractNum>
+  <w:abstractNum w:abstractNumId="296314">
+    <w:lvl>
+      <w:numFmt w:val="bullet"/>
+      <w:suff w:val="tab"/>
+      <w:lvlText w:val="•"/>
+      <w:rPr>
+        <w:color w:val="3370ff"/>
+      </w:rPr>
+    </w:lvl>
+  </w:abstractNum>
+  <w:abstractNum w:abstractNumId="296315">
+    <w:lvl>
+      <w:numFmt w:val="bullet"/>
+      <w:suff w:val="tab"/>
+      <w:lvlText w:val="•"/>
+      <w:rPr>
+        <w:color w:val="3370ff"/>
+      </w:rPr>
+    </w:lvl>
+  </w:abstractNum>
+  <w:abstractNum w:abstractNumId="296316">
+    <w:lvl>
+      <w:numFmt w:val="bullet"/>
+      <w:suff w:val="tab"/>
+      <w:lvlText w:val="•"/>
+      <w:rPr>
+        <w:color w:val="3370ff"/>
+      </w:rPr>
+    </w:lvl>
+  </w:abstractNum>
+  <w:abstractNum w:abstractNumId="296317">
+    <w:lvl>
+      <w:numFmt w:val="bullet"/>
+      <w:suff w:val="tab"/>
+      <w:lvlText w:val="•"/>
+      <w:rPr>
+        <w:color w:val="3370ff"/>
+      </w:rPr>
+    </w:lvl>
+  </w:abstractNum>
+  <w:abstractNum w:abstractNumId="296318">
+    <w:lvl>
+      <w:numFmt w:val="bullet"/>
+      <w:suff w:val="tab"/>
+      <w:lvlText w:val="•"/>
+      <w:rPr>
+        <w:color w:val="3370ff"/>
+      </w:rPr>
+    </w:lvl>
+  </w:abstractNum>
+  <w:abstractNum w:abstractNumId="296319">
+    <w:lvl>
+      <w:numFmt w:val="bullet"/>
+      <w:suff w:val="tab"/>
+      <w:lvlText w:val="•"/>
+      <w:rPr>
+        <w:color w:val="3370ff"/>
+      </w:rPr>
+    </w:lvl>
+  </w:abstractNum>
+  <w:abstractNum w:abstractNumId="296320">
+    <w:lvl>
+      <w:numFmt w:val="bullet"/>
+      <w:suff w:val="tab"/>
+      <w:lvlText w:val="•"/>
+      <w:rPr>
+        <w:color w:val="3370ff"/>
+      </w:rPr>
+    </w:lvl>
+  </w:abstractNum>
+  <w:abstractNum w:abstractNumId="296321">
+    <w:lvl>
+      <w:numFmt w:val="bullet"/>
+      <w:suff w:val="tab"/>
+      <w:lvlText w:val="•"/>
+      <w:rPr>
+        <w:color w:val="3370ff"/>
+      </w:rPr>
+    </w:lvl>
+  </w:abstractNum>
+  <w:abstractNum w:abstractNumId="296322">
+    <w:lvl>
+      <w:numFmt w:val="bullet"/>
+      <w:suff w:val="tab"/>
+      <w:lvlText w:val="•"/>
+      <w:rPr>
+        <w:color w:val="3370ff"/>
+      </w:rPr>
+    </w:lvl>
+  </w:abstractNum>
+  <w:abstractNum w:abstractNumId="296323">
+    <w:lvl>
+      <w:numFmt w:val="bullet"/>
+      <w:suff w:val="tab"/>
+      <w:lvlText w:val="•"/>
+      <w:rPr>
+        <w:color w:val="3370ff"/>
+      </w:rPr>
+    </w:lvl>
+  </w:abstractNum>
+  <w:abstractNum w:abstractNumId="296324">
+    <w:lvl>
+      <w:numFmt w:val="bullet"/>
+      <w:suff w:val="tab"/>
+      <w:lvlText w:val="•"/>
+      <w:rPr>
+        <w:color w:val="3370ff"/>
+      </w:rPr>
+    </w:lvl>
+  </w:abstractNum>
+  <w:abstractNum w:abstractNumId="296325">
+    <w:lvl>
+      <w:numFmt w:val="bullet"/>
+      <w:suff w:val="tab"/>
+      <w:lvlText w:val="•"/>
+      <w:rPr>
+        <w:color w:val="3370ff"/>
+      </w:rPr>
+    </w:lvl>
+  </w:abstractNum>
+  <w:abstractNum w:abstractNumId="296326">
+    <w:lvl>
+      <w:numFmt w:val="bullet"/>
+      <w:suff w:val="tab"/>
+      <w:lvlText w:val="•"/>
+      <w:rPr>
+        <w:color w:val="3370ff"/>
+      </w:rPr>
+    </w:lvl>
+  </w:abstractNum>
+  <w:abstractNum w:abstractNumId="296327">
+    <w:lvl>
+      <w:numFmt w:val="bullet"/>
+      <w:suff w:val="tab"/>
+      <w:lvlText w:val="•"/>
+      <w:rPr>
+        <w:color w:val="3370ff"/>
+      </w:rPr>
+    </w:lvl>
+  </w:abstractNum>
+  <w:abstractNum w:abstractNumId="296328">
+    <w:lvl>
+      <w:numFmt w:val="bullet"/>
+      <w:suff w:val="tab"/>
+      <w:lvlText w:val="•"/>
+      <w:rPr>
+        <w:color w:val="3370ff"/>
+      </w:rPr>
+    </w:lvl>
+  </w:abstractNum>
+  <w:abstractNum w:abstractNumId="296329">
+    <w:lvl>
+      <w:numFmt w:val="bullet"/>
+      <w:suff w:val="tab"/>
+      <w:lvlText w:val="•"/>
+      <w:rPr>
+        <w:color w:val="3370ff"/>
+      </w:rPr>
+    </w:lvl>
+  </w:abstractNum>
+  <w:abstractNum w:abstractNumId="296330">
+    <w:lvl>
+      <w:numFmt w:val="bullet"/>
+      <w:suff w:val="tab"/>
+      <w:lvlText w:val="•"/>
+      <w:rPr>
+        <w:color w:val="3370ff"/>
+      </w:rPr>
+    </w:lvl>
+  </w:abstractNum>
+  <w:abstractNum w:abstractNumId="296331">
     <w:lvl>
       <w:numFmt w:val="bullet"/>
       <w:suff w:val="tab"/>
@@ -1658,17 +1658,17 @@
       </w:rPr>
     </w:lvl>
   </w:abstractNum>
-  <w:abstractNum w:abstractNumId="123529">
-    <w:lvl>
-      <w:numFmt w:val="bullet"/>
-      <w:suff w:val="tab"/>
-      <w:lvlText w:val="•"/>
-      <w:rPr>
-        <w:color w:val="3370ff"/>
-      </w:rPr>
-    </w:lvl>
-  </w:abstractNum>
-  <w:abstractNum w:abstractNumId="123530">
+  <w:abstractNum w:abstractNumId="296332">
+    <w:lvl>
+      <w:numFmt w:val="bullet"/>
+      <w:suff w:val="tab"/>
+      <w:lvlText w:val="•"/>
+      <w:rPr>
+        <w:color w:val="3370ff"/>
+      </w:rPr>
+    </w:lvl>
+  </w:abstractNum>
+  <w:abstractNum w:abstractNumId="296333">
     <w:lvl>
       <w:numFmt w:val="bullet"/>
       <w:suff w:val="tab"/>
@@ -1678,7 +1678,7 @@
       </w:rPr>
     </w:lvl>
   </w:abstractNum>
-  <w:abstractNum w:abstractNumId="123531">
+  <w:abstractNum w:abstractNumId="296334">
     <w:lvl>
       <w:numFmt w:val="bullet"/>
       <w:suff w:val="tab"/>
@@ -1688,7 +1688,7 @@
       </w:rPr>
     </w:lvl>
   </w:abstractNum>
-  <w:abstractNum w:abstractNumId="123532">
+  <w:abstractNum w:abstractNumId="296335">
     <w:lvl>
       <w:numFmt w:val="bullet"/>
       <w:suff w:val="tab"/>
@@ -1698,17 +1698,17 @@
       </w:rPr>
     </w:lvl>
   </w:abstractNum>
-  <w:abstractNum w:abstractNumId="123533">
-    <w:lvl>
-      <w:numFmt w:val="bullet"/>
-      <w:suff w:val="tab"/>
-      <w:lvlText w:val="•"/>
-      <w:rPr>
-        <w:color w:val="3370ff"/>
-      </w:rPr>
-    </w:lvl>
-  </w:abstractNum>
-  <w:abstractNum w:abstractNumId="123534">
+  <w:abstractNum w:abstractNumId="296336">
+    <w:lvl>
+      <w:numFmt w:val="bullet"/>
+      <w:suff w:val="tab"/>
+      <w:lvlText w:val="•"/>
+      <w:rPr>
+        <w:color w:val="3370ff"/>
+      </w:rPr>
+    </w:lvl>
+  </w:abstractNum>
+  <w:abstractNum w:abstractNumId="296337">
     <w:lvl>
       <w:numFmt w:val="bullet"/>
       <w:suff w:val="tab"/>
@@ -1718,7 +1718,7 @@
       </w:rPr>
     </w:lvl>
   </w:abstractNum>
-  <w:abstractNum w:abstractNumId="123535">
+  <w:abstractNum w:abstractNumId="296338">
     <w:lvl>
       <w:numFmt w:val="bullet"/>
       <w:suff w:val="tab"/>
@@ -1728,7 +1728,7 @@
       </w:rPr>
     </w:lvl>
   </w:abstractNum>
-  <w:abstractNum w:abstractNumId="123536">
+  <w:abstractNum w:abstractNumId="296339">
     <w:lvl>
       <w:numFmt w:val="bullet"/>
       <w:suff w:val="tab"/>
@@ -1738,17 +1738,17 @@
       </w:rPr>
     </w:lvl>
   </w:abstractNum>
-  <w:abstractNum w:abstractNumId="123537">
-    <w:lvl>
-      <w:numFmt w:val="bullet"/>
-      <w:suff w:val="tab"/>
-      <w:lvlText w:val="•"/>
-      <w:rPr>
-        <w:color w:val="3370ff"/>
-      </w:rPr>
-    </w:lvl>
-  </w:abstractNum>
-  <w:abstractNum w:abstractNumId="123538">
+  <w:abstractNum w:abstractNumId="296340">
+    <w:lvl>
+      <w:numFmt w:val="bullet"/>
+      <w:suff w:val="tab"/>
+      <w:lvlText w:val="•"/>
+      <w:rPr>
+        <w:color w:val="3370ff"/>
+      </w:rPr>
+    </w:lvl>
+  </w:abstractNum>
+  <w:abstractNum w:abstractNumId="296341">
     <w:lvl>
       <w:numFmt w:val="bullet"/>
       <w:suff w:val="tab"/>
@@ -1758,7 +1758,7 @@
       </w:rPr>
     </w:lvl>
   </w:abstractNum>
-  <w:abstractNum w:abstractNumId="123539">
+  <w:abstractNum w:abstractNumId="296342">
     <w:lvl>
       <w:numFmt w:val="bullet"/>
       <w:suff w:val="tab"/>
@@ -1768,7 +1768,7 @@
       </w:rPr>
     </w:lvl>
   </w:abstractNum>
-  <w:abstractNum w:abstractNumId="123540">
+  <w:abstractNum w:abstractNumId="296343">
     <w:lvl>
       <w:numFmt w:val="bullet"/>
       <w:suff w:val="tab"/>
@@ -1779,103 +1779,103 @@
     </w:lvl>
   </w:abstractNum>
   <w:num w:numId="1">
-    <w:abstractNumId w:val="123508"/>
+    <w:abstractNumId w:val="296311"/>
   </w:num>
   <w:num w:numId="2">
-    <w:abstractNumId w:val="123509"/>
+    <w:abstractNumId w:val="296312"/>
   </w:num>
   <w:num w:numId="3">
-    <w:abstractNumId w:val="123510"/>
+    <w:abstractNumId w:val="296313"/>
   </w:num>
   <w:num w:numId="4">
-    <w:abstractNumId w:val="123511"/>
+    <w:abstractNumId w:val="296314"/>
   </w:num>
   <w:num w:numId="5">
-    <w:abstractNumId w:val="123512"/>
+    <w:abstractNumId w:val="296315"/>
   </w:num>
   <w:num w:numId="6">
-    <w:abstractNumId w:val="123513"/>
+    <w:abstractNumId w:val="296316"/>
   </w:num>
   <w:num w:numId="7">
-    <w:abstractNumId w:val="123514"/>
+    <w:abstractNumId w:val="296317"/>
   </w:num>
   <w:num w:numId="8">
-    <w:abstractNumId w:val="123515"/>
+    <w:abstractNumId w:val="296318"/>
   </w:num>
   <w:num w:numId="9">
-    <w:abstractNumId w:val="123516"/>
+    <w:abstractNumId w:val="296319"/>
   </w:num>
   <w:num w:numId="10">
-    <w:abstractNumId w:val="123517"/>
+    <w:abstractNumId w:val="296320"/>
   </w:num>
   <w:num w:numId="11">
-    <w:abstractNumId w:val="123518"/>
+    <w:abstractNumId w:val="296321"/>
   </w:num>
   <w:num w:numId="12">
-    <w:abstractNumId w:val="123519"/>
+    <w:abstractNumId w:val="296322"/>
   </w:num>
   <w:num w:numId="13">
-    <w:abstractNumId w:val="123520"/>
+    <w:abstractNumId w:val="296323"/>
   </w:num>
   <w:num w:numId="14">
-    <w:abstractNumId w:val="123521"/>
+    <w:abstractNumId w:val="296324"/>
   </w:num>
   <w:num w:numId="15">
-    <w:abstractNumId w:val="123522"/>
+    <w:abstractNumId w:val="296325"/>
   </w:num>
   <w:num w:numId="16">
-    <w:abstractNumId w:val="123523"/>
+    <w:abstractNumId w:val="296326"/>
   </w:num>
   <w:num w:numId="17">
-    <w:abstractNumId w:val="123524"/>
+    <w:abstractNumId w:val="296327"/>
   </w:num>
   <w:num w:numId="18">
-    <w:abstractNumId w:val="123525"/>
+    <w:abstractNumId w:val="296328"/>
   </w:num>
   <w:num w:numId="19">
-    <w:abstractNumId w:val="123526"/>
+    <w:abstractNumId w:val="296329"/>
   </w:num>
   <w:num w:numId="20">
-    <w:abstractNumId w:val="123527"/>
+    <w:abstractNumId w:val="296330"/>
   </w:num>
   <w:num w:numId="21">
-    <w:abstractNumId w:val="123528"/>
+    <w:abstractNumId w:val="296331"/>
   </w:num>
   <w:num w:numId="22">
-    <w:abstractNumId w:val="123529"/>
+    <w:abstractNumId w:val="296332"/>
   </w:num>
   <w:num w:numId="23">
-    <w:abstractNumId w:val="123530"/>
+    <w:abstractNumId w:val="296333"/>
   </w:num>
   <w:num w:numId="24">
-    <w:abstractNumId w:val="123531"/>
+    <w:abstractNumId w:val="296334"/>
   </w:num>
   <w:num w:numId="25">
-    <w:abstractNumId w:val="123532"/>
+    <w:abstractNumId w:val="296335"/>
   </w:num>
   <w:num w:numId="26">
-    <w:abstractNumId w:val="123533"/>
+    <w:abstractNumId w:val="296336"/>
   </w:num>
   <w:num w:numId="27">
-    <w:abstractNumId w:val="123534"/>
+    <w:abstractNumId w:val="296337"/>
   </w:num>
   <w:num w:numId="28">
-    <w:abstractNumId w:val="123535"/>
+    <w:abstractNumId w:val="296338"/>
   </w:num>
   <w:num w:numId="29">
-    <w:abstractNumId w:val="123536"/>
+    <w:abstractNumId w:val="296339"/>
   </w:num>
   <w:num w:numId="30">
-    <w:abstractNumId w:val="123537"/>
+    <w:abstractNumId w:val="296340"/>
   </w:num>
   <w:num w:numId="31">
-    <w:abstractNumId w:val="123538"/>
+    <w:abstractNumId w:val="296341"/>
   </w:num>
   <w:num w:numId="32">
-    <w:abstractNumId w:val="123539"/>
+    <w:abstractNumId w:val="296342"/>
   </w:num>
   <w:num w:numId="33">
-    <w:abstractNumId w:val="123540"/>
+    <w:abstractNumId w:val="296343"/>
   </w:num>
 </w:numbering>
 </file>
